--- a/template3.docx
+++ b/template3.docx
@@ -16,7 +16,430 @@
       </w:pPr>
       <w:r>
         <w:rPr/>
-        <w:t>Bank: {data.lender.type}</w:t>
+        <w:t>Test switch: {data.lender.type|switch(bank, yesbank, microfinance, micro, others)}</w:t>
+      </w:r>
+    </w:p>
+    <w:p>
+      <w:pPr>
+        <w:pStyle w:val="Normal"/>
+        <w:bidi w:val="0"/>
+        <w:rPr/>
+      </w:pPr>
+      <w:r>
+        <w:rPr/>
+      </w:r>
+    </w:p>
+    <w:p>
+      <w:pPr>
+        <w:pStyle w:val="Normal"/>
+        <w:bidi w:val="0"/>
+        <w:rPr/>
+      </w:pPr>
+      <w:r>
+        <w:rPr/>
+        <w:t xml:space="preserve">Test ifEqual: {data.lender.type|ifEqual(bank, </w:t>
+      </w:r>
+      <w:r>
+        <w:rPr/>
+        <w:t>हो</w:t>
+      </w:r>
+      <w:r>
+        <w:rPr/>
+        <w:t xml:space="preserve">, </w:t>
+      </w:r>
+      <w:r>
+        <w:rPr/>
+        <w:t>होइन</w:t>
+      </w:r>
+      <w:r>
+        <w:rPr/>
+        <w:t>)}</w:t>
+      </w:r>
+    </w:p>
+    <w:p>
+      <w:pPr>
+        <w:pStyle w:val="Normal"/>
+        <w:bidi w:val="0"/>
+        <w:jc w:val="left"/>
+        <w:rPr>
+          <w:rStyle w:val="SourceText"/>
+          <w:rFonts w:ascii="var font-mono" w:hAnsi="var font-mono"/>
+          <w:color w:val="383A42"/>
+          <w:shd w:fill="auto" w:val="clear"/>
+        </w:rPr>
+      </w:pPr>
+      <w:r>
+        <w:rPr/>
+        <w:t>Test switch: {data.lender.type|switch(bank, 🏦</w:t>
+      </w:r>
+      <w:r>
+        <w:rPr/>
+        <w:t>बैंक</w:t>
+      </w:r>
+      <w:r>
+        <w:rPr/>
+        <w:t>, microfinance, 🏪</w:t>
+      </w:r>
+      <w:r>
+        <w:rPr/>
+        <w:t>लघुवित्त</w:t>
+      </w:r>
+      <w:r>
+        <w:rPr/>
+        <w:t>, ❓</w:t>
+      </w:r>
+      <w:r>
+        <w:rPr/>
+        <w:t>अन्य</w:t>
+      </w:r>
+      <w:r>
+        <w:rPr/>
+        <w:t xml:space="preserve">)} </w:t>
+      </w:r>
+    </w:p>
+    <w:p>
+      <w:pPr>
+        <w:pStyle w:val="Normal"/>
+        <w:bidi w:val="0"/>
+        <w:jc w:val="left"/>
+        <w:rPr>
+          <w:rStyle w:val="SourceText"/>
+          <w:rFonts w:ascii="var font-mono" w:hAnsi="var font-mono"/>
+          <w:color w:val="383A42"/>
+          <w:shd w:fill="auto" w:val="clear"/>
+        </w:rPr>
+      </w:pPr>
+      <w:r>
+        <w:rPr/>
+        <w:t xml:space="preserve">{data.loan.amount|ifBetween(100000, 200000, </w:t>
+      </w:r>
+      <w:r>
+        <w:rPr/>
+        <w:t xml:space="preserve">मध्यम ऋण </w:t>
+      </w:r>
+      <w:r>
+        <w:rPr/>
+        <w:t xml:space="preserve">, </w:t>
+      </w:r>
+      <w:r>
+        <w:rPr/>
+        <w:t>अन्य</w:t>
+      </w:r>
+      <w:r>
+        <w:rPr/>
+        <w:t>)}</w:t>
+      </w:r>
+    </w:p>
+    <w:p>
+      <w:pPr>
+        <w:pStyle w:val="Normal"/>
+        <w:bidi w:val="0"/>
+        <w:jc w:val="left"/>
+        <w:rPr>
+          <w:rStyle w:val="SourceText"/>
+          <w:rFonts w:ascii="var font-mono" w:hAnsi="var font-mono"/>
+          <w:color w:val="383A42"/>
+          <w:shd w:fill="auto" w:val="clear"/>
+        </w:rPr>
+      </w:pPr>
+      <w:r>
+        <w:rPr>
+          <w:rFonts w:ascii="var font-mono" w:hAnsi="var font-mono"/>
+          <w:color w:val="383A42"/>
+          <w:shd w:fill="auto" w:val="clear"/>
+        </w:rPr>
+      </w:r>
+    </w:p>
+    <w:p>
+      <w:pPr>
+        <w:pStyle w:val="Normal"/>
+        <w:bidi w:val="0"/>
+        <w:jc w:val="left"/>
+        <w:rPr>
+          <w:rStyle w:val="SourceText"/>
+          <w:rFonts w:ascii="var font-mono" w:hAnsi="var font-mono"/>
+          <w:color w:val="383A42"/>
+          <w:shd w:fill="auto" w:val="clear"/>
+        </w:rPr>
+      </w:pPr>
+      <w:r>
+        <w:rPr>
+          <w:rFonts w:ascii="var font-mono" w:hAnsi="var font-mono"/>
+          <w:color w:val="383A42"/>
+          <w:shd w:fill="auto" w:val="clear"/>
+        </w:rPr>
+      </w:r>
+    </w:p>
+    <w:p>
+      <w:pPr>
+        <w:pStyle w:val="Normal"/>
+        <w:bidi w:val="0"/>
+        <w:jc w:val="left"/>
+        <w:rPr>
+          <w:rStyle w:val="SourceText"/>
+          <w:rFonts w:ascii="var font-mono" w:hAnsi="var font-mono"/>
+          <w:color w:val="383A42"/>
+          <w:shd w:fill="auto" w:val="clear"/>
+        </w:rPr>
+      </w:pPr>
+      <w:r>
+        <w:rPr/>
+        <w:t>{#if data.lender.type == bank}</w:t>
+      </w:r>
+    </w:p>
+    <w:p>
+      <w:pPr>
+        <w:pStyle w:val="Normal"/>
+        <w:bidi w:val="0"/>
+        <w:jc w:val="left"/>
+        <w:rPr>
+          <w:rStyle w:val="SourceText"/>
+          <w:rFonts w:ascii="var font-mono" w:hAnsi="var font-mono"/>
+          <w:color w:val="383A42"/>
+          <w:shd w:fill="auto" w:val="clear"/>
+        </w:rPr>
+      </w:pPr>
+      <w:r>
+        <w:rPr/>
+        <w:t>bank</w:t>
+      </w:r>
+    </w:p>
+    <w:p>
+      <w:pPr>
+        <w:pStyle w:val="Normal"/>
+        <w:bidi w:val="0"/>
+        <w:jc w:val="left"/>
+        <w:rPr>
+          <w:rStyle w:val="SourceText"/>
+          <w:rFonts w:ascii="var font-mono" w:hAnsi="var font-mono"/>
+          <w:color w:val="383A42"/>
+          <w:shd w:fill="auto" w:val="clear"/>
+        </w:rPr>
+      </w:pPr>
+      <w:r>
+        <w:rPr>
+          <w:rFonts w:ascii="var font-mono" w:hAnsi="var font-mono"/>
+          <w:color w:val="383A42"/>
+          <w:shd w:fill="auto" w:val="clear"/>
+        </w:rPr>
+      </w:r>
+    </w:p>
+    <w:p>
+      <w:pPr>
+        <w:pStyle w:val="Normal"/>
+        <w:bidi w:val="0"/>
+        <w:jc w:val="left"/>
+        <w:rPr>
+          <w:rStyle w:val="SourceText"/>
+          <w:rFonts w:ascii="var font-mono" w:hAnsi="var font-mono"/>
+          <w:color w:val="383A42"/>
+          <w:shd w:fill="auto" w:val="clear"/>
+        </w:rPr>
+      </w:pPr>
+      <w:r>
+        <w:rPr/>
+        <w:t>{#elseif data.lender.type == individual}</w:t>
+      </w:r>
+    </w:p>
+    <w:p>
+      <w:pPr>
+        <w:pStyle w:val="Normal"/>
+        <w:bidi w:val="0"/>
+        <w:jc w:val="left"/>
+        <w:rPr>
+          <w:rStyle w:val="SourceText"/>
+          <w:rFonts w:ascii="var font-mono" w:hAnsi="var font-mono"/>
+          <w:color w:val="383A42"/>
+          <w:shd w:fill="auto" w:val="clear"/>
+        </w:rPr>
+      </w:pPr>
+      <w:r>
+        <w:rPr/>
+        <w:t>individual</w:t>
+      </w:r>
+    </w:p>
+    <w:p>
+      <w:pPr>
+        <w:pStyle w:val="Normal"/>
+        <w:bidi w:val="0"/>
+        <w:jc w:val="left"/>
+        <w:rPr>
+          <w:rStyle w:val="SourceText"/>
+          <w:rFonts w:ascii="var font-mono" w:hAnsi="var font-mono"/>
+          <w:color w:val="383A42"/>
+          <w:shd w:fill="auto" w:val="clear"/>
+        </w:rPr>
+      </w:pPr>
+      <w:r>
+        <w:rPr>
+          <w:rFonts w:ascii="var font-mono" w:hAnsi="var font-mono"/>
+          <w:color w:val="383A42"/>
+          <w:shd w:fill="auto" w:val="clear"/>
+        </w:rPr>
+      </w:r>
+    </w:p>
+    <w:p>
+      <w:pPr>
+        <w:pStyle w:val="Normal"/>
+        <w:bidi w:val="0"/>
+        <w:jc w:val="left"/>
+        <w:rPr>
+          <w:rStyle w:val="SourceText"/>
+          <w:rFonts w:ascii="var font-mono" w:hAnsi="var font-mono"/>
+          <w:color w:val="383A42"/>
+          <w:shd w:fill="auto" w:val="clear"/>
+        </w:rPr>
+      </w:pPr>
+      <w:r>
+        <w:rPr/>
+        <w:t>{#else}</w:t>
+      </w:r>
+    </w:p>
+    <w:p>
+      <w:pPr>
+        <w:pStyle w:val="Normal"/>
+        <w:bidi w:val="0"/>
+        <w:jc w:val="left"/>
+        <w:rPr>
+          <w:rStyle w:val="SourceText"/>
+          <w:rFonts w:ascii="var font-mono" w:hAnsi="var font-mono"/>
+          <w:color w:val="383A42"/>
+          <w:shd w:fill="auto" w:val="clear"/>
+        </w:rPr>
+      </w:pPr>
+      <w:r>
+        <w:rPr/>
+        <w:t>else</w:t>
+      </w:r>
+    </w:p>
+    <w:p>
+      <w:pPr>
+        <w:pStyle w:val="Normal"/>
+        <w:bidi w:val="0"/>
+        <w:jc w:val="left"/>
+        <w:rPr>
+          <w:rStyle w:val="SourceText"/>
+          <w:rFonts w:ascii="var font-mono" w:hAnsi="var font-mono"/>
+          <w:color w:val="383A42"/>
+          <w:shd w:fill="auto" w:val="clear"/>
+        </w:rPr>
+      </w:pPr>
+      <w:r>
+        <w:rPr/>
+        <w:t>{/if}</w:t>
+      </w:r>
+    </w:p>
+    <w:p>
+      <w:pPr>
+        <w:pStyle w:val="Normal"/>
+        <w:bidi w:val="0"/>
+        <w:jc w:val="left"/>
+        <w:rPr>
+          <w:rStyle w:val="SourceText"/>
+          <w:rFonts w:ascii="var font-mono" w:hAnsi="var font-mono"/>
+          <w:color w:val="383A42"/>
+          <w:shd w:fill="auto" w:val="clear"/>
+        </w:rPr>
+      </w:pPr>
+      <w:r>
+        <w:rPr>
+          <w:rFonts w:ascii="var font-mono" w:hAnsi="var font-mono"/>
+          <w:color w:val="383A42"/>
+          <w:shd w:fill="auto" w:val="clear"/>
+        </w:rPr>
+      </w:r>
+    </w:p>
+    <w:p>
+      <w:pPr>
+        <w:pStyle w:val="Normal"/>
+        <w:bidi w:val="0"/>
+        <w:jc w:val="left"/>
+        <w:rPr>
+          <w:rStyle w:val="SourceText"/>
+          <w:rFonts w:ascii="var font-mono" w:hAnsi="var font-mono"/>
+          <w:color w:val="383A42"/>
+          <w:shd w:fill="auto" w:val="clear"/>
+        </w:rPr>
+      </w:pPr>
+      <w:r>
+        <w:rPr>
+          <w:rFonts w:ascii="var font-mono" w:hAnsi="var font-mono"/>
+          <w:color w:val="383A42"/>
+          <w:shd w:fill="auto" w:val="clear"/>
+        </w:rPr>
+      </w:r>
+    </w:p>
+    <w:p>
+      <w:pPr>
+        <w:pStyle w:val="Normal"/>
+        <w:bidi w:val="0"/>
+        <w:jc w:val="left"/>
+        <w:rPr>
+          <w:rStyle w:val="SourceText"/>
+          <w:rFonts w:ascii="var font-mono" w:hAnsi="var font-mono"/>
+          <w:color w:val="383A42"/>
+          <w:shd w:fill="auto" w:val="clear"/>
+        </w:rPr>
+      </w:pPr>
+      <w:r>
+        <w:rPr>
+          <w:rFonts w:ascii="var font-mono" w:hAnsi="var font-mono"/>
+          <w:color w:val="383A42"/>
+          <w:shd w:fill="auto" w:val="clear"/>
+        </w:rPr>
+      </w:r>
+    </w:p>
+    <w:p>
+      <w:pPr>
+        <w:pStyle w:val="Normal"/>
+        <w:bidi w:val="0"/>
+        <w:jc w:val="left"/>
+        <w:rPr>
+          <w:rStyle w:val="SourceText"/>
+          <w:rFonts w:ascii="var font-mono" w:hAnsi="var font-mono"/>
+          <w:color w:val="383A42"/>
+          <w:shd w:fill="auto" w:val="clear"/>
+        </w:rPr>
+      </w:pPr>
+      <w:r>
+        <w:rPr>
+          <w:rFonts w:ascii="var font-mono" w:hAnsi="var font-mono"/>
+          <w:color w:val="383A42"/>
+          <w:shd w:fill="auto" w:val="clear"/>
+        </w:rPr>
+      </w:r>
+    </w:p>
+    <w:p>
+      <w:pPr>
+        <w:pStyle w:val="Normal"/>
+        <w:bidi w:val="0"/>
+        <w:jc w:val="left"/>
+        <w:rPr>
+          <w:rStyle w:val="SourceText"/>
+          <w:rFonts w:ascii="var font-mono" w:hAnsi="var font-mono"/>
+          <w:color w:val="383A42"/>
+          <w:shd w:fill="auto" w:val="clear"/>
+        </w:rPr>
+      </w:pPr>
+      <w:r>
+        <w:rPr/>
+        <w:t>Test ifBetween: {data.loan.amount|ifBetween(1000000, 2000000, '</w:t>
+      </w:r>
+      <w:r>
+        <w:rPr/>
+        <w:t>मध्यम ऋण</w:t>
+      </w:r>
+      <w:r>
+        <w:rPr/>
+        <w:t>', '</w:t>
+      </w:r>
+      <w:r>
+        <w:rPr/>
+        <w:t>अन्य</w:t>
+      </w:r>
+      <w:r>
+        <w:rPr/>
+        <w:t>')}</w:t>
       </w:r>
     </w:p>
     <w:sectPr>
